--- a/GitHub+命令行操作指导书.docx
+++ b/GitHub+命令行操作指导书.docx
@@ -305,8 +305,6 @@
         </w:rPr>
         <w:t>ftp下载地址：</w:t>
       </w:r>
-      <w:bookmarkStart w:id="0" w:name="_GoBack"/>
-      <w:bookmarkEnd w:id="0"/>
       <w:r>
         <w:rPr>
           <w:rFonts w:hint="eastAsia"/>
@@ -503,10 +501,29 @@
     </w:p>
     <w:p>
       <w:pPr>
-        <w:rPr>
-          <w:rFonts w:hint="eastAsia"/>
-        </w:rPr>
-      </w:pPr>
+        <w:spacing w:beforeLines="0" w:afterLines="0"/>
+        <w:jc w:val="left"/>
+        <w:rPr>
+          <w:rFonts w:hint="default" w:eastAsiaTheme="minorEastAsia"/>
+          <w:lang w:val="en-US" w:eastAsia="zh-CN"/>
+        </w:rPr>
+      </w:pPr>
+      <w:r>
+        <w:rPr>
+          <w:rFonts w:hint="eastAsia"/>
+          <w:lang w:val="en-US" w:eastAsia="zh-CN"/>
+        </w:rPr>
+        <w:t xml:space="preserve">切换目录 命令： </w:t>
+      </w:r>
+      <w:r>
+        <w:rPr>
+          <w:rFonts w:hint="eastAsia" w:ascii="Lucida Console" w:hAnsi="Lucida Console" w:eastAsia="Lucida Console"/>
+          <w:color w:val="auto"/>
+          <w:sz w:val="18"/>
+          <w:szCs w:val="24"/>
+        </w:rPr>
+        <w:t>cd /d/</w:t>
+      </w:r>
     </w:p>
     <w:p>
       <w:pPr>
@@ -670,6 +687,8 @@
           <w:rFonts w:hint="eastAsia"/>
         </w:rPr>
       </w:pPr>
+      <w:bookmarkStart w:id="0" w:name="_GoBack"/>
+      <w:bookmarkEnd w:id="0"/>
     </w:p>
     <w:p>
       <w:pPr>
@@ -2092,7 +2111,7 @@
     <w:lsdException w:unhideWhenUsed="0" w:uiPriority="0" w:semiHidden="0" w:name="HTML Sample"/>
     <w:lsdException w:unhideWhenUsed="0" w:uiPriority="0" w:semiHidden="0" w:name="HTML Typewriter"/>
     <w:lsdException w:unhideWhenUsed="0" w:uiPriority="0" w:semiHidden="0" w:name="HTML Variable"/>
-    <w:lsdException w:unhideWhenUsed="0" w:uiPriority="0" w:name="Normal Table"/>
+    <w:lsdException w:qFormat="1" w:unhideWhenUsed="0" w:uiPriority="0" w:name="Normal Table"/>
     <w:lsdException w:unhideWhenUsed="0" w:uiPriority="0" w:semiHidden="0" w:name="annotation subject"/>
     <w:lsdException w:unhideWhenUsed="0" w:uiPriority="0" w:semiHidden="0" w:name="Table Simple 1"/>
     <w:lsdException w:unhideWhenUsed="0" w:uiPriority="0" w:semiHidden="0" w:name="Table Simple 2"/>
@@ -2284,6 +2303,7 @@
   <w:style w:type="table" w:default="1" w:styleId="3">
     <w:name w:val="Normal Table"/>
     <w:semiHidden/>
+    <w:qFormat/>
     <w:uiPriority w:val="0"/>
     <w:tblPr>
       <w:tblCellMar>
